--- a/dvs_noise_inverse_problem/dvs_noise_inverse_problem_review.docx
+++ b/dvs_noise_inverse_problem/dvs_noise_inverse_problem_review.docx
@@ -31,7 +31,7 @@
     </w:p>
     <w:p>
       <w:r>
-        <w:t>本文書では先行研究を4領域に分類し、その交差点にある未開拓領域（ギャップ g1–g4）を特定する。</w:t>
+        <w:t>本文書では先行研究を4領域に分類し、その交差点にある未開拓領域（ギャップ G1–G5）を特定する。</w:t>
       </w:r>
     </w:p>
     <w:p>
@@ -1323,7 +1323,7 @@
         <w:pStyle w:val="Heading1"/>
       </w:pPr>
       <w:r>
-        <w:t>D. 非DVS領域におけるノイズ逆問題アプローチ（5件）</w:t>
+        <w:t>D. 非DVS領域におけるノイズ逆問題アプローチ（7件）</w:t>
       </w:r>
     </w:p>
     <w:p>
@@ -1716,6 +1716,130 @@
           </w:p>
         </w:tc>
       </w:tr>
+      <w:tr>
+        <w:tc>
+          <w:tcPr>
+            <w:tcW w:type="dxa" w:w="2160"/>
+          </w:tcPr>
+          <w:p>
+            <w:r/>
+            <w:r>
+              <w:rPr>
+                <w:b w:val="0"/>
+                <w:sz w:val="18"/>
+              </w:rPr>
+              <w:t>D6</w:t>
+            </w:r>
+          </w:p>
+        </w:tc>
+        <w:tc>
+          <w:tcPr>
+            <w:tcW w:type="dxa" w:w="2160"/>
+          </w:tcPr>
+          <w:p>
+            <w:r/>
+            <w:r>
+              <w:rPr>
+                <w:b w:val="0"/>
+                <w:sz w:val="18"/>
+              </w:rPr>
+              <w:t>Essick et al. (2021) MLST</w:t>
+            </w:r>
+          </w:p>
+        </w:tc>
+        <w:tc>
+          <w:tcPr>
+            <w:tcW w:type="dxa" w:w="2160"/>
+          </w:tcPr>
+          <w:p>
+            <w:r/>
+            <w:r>
+              <w:rPr>
+                <w:b w:val="0"/>
+                <w:sz w:val="18"/>
+              </w:rPr>
+              <w:t>LIGO</w:t>
+            </w:r>
+          </w:p>
+        </w:tc>
+        <w:tc>
+          <w:tcPr>
+            <w:tcW w:type="dxa" w:w="2160"/>
+          </w:tcPr>
+          <w:p>
+            <w:r/>
+            <w:r>
+              <w:rPr>
+                <w:b w:val="0"/>
+                <w:sz w:val="18"/>
+              </w:rPr>
+              <w:t>iDQ。イベントごとのノイズ確率推定。補助チャンネルからグリッチ確率をリアルタイム出力。</w:t>
+            </w:r>
+          </w:p>
+        </w:tc>
+      </w:tr>
+      <w:tr>
+        <w:tc>
+          <w:tcPr>
+            <w:tcW w:type="dxa" w:w="2160"/>
+          </w:tcPr>
+          <w:p>
+            <w:r/>
+            <w:r>
+              <w:rPr>
+                <w:b w:val="0"/>
+                <w:sz w:val="18"/>
+              </w:rPr>
+              <w:t>D7</w:t>
+            </w:r>
+          </w:p>
+        </w:tc>
+        <w:tc>
+          <w:tcPr>
+            <w:tcW w:type="dxa" w:w="2160"/>
+          </w:tcPr>
+          <w:p>
+            <w:r/>
+            <w:r>
+              <w:rPr>
+                <w:b w:val="0"/>
+                <w:sz w:val="18"/>
+              </w:rPr>
+              <w:t>Selig &amp; Enßlin (2015) A&amp;A</w:t>
+            </w:r>
+          </w:p>
+        </w:tc>
+        <w:tc>
+          <w:tcPr>
+            <w:tcW w:type="dxa" w:w="2160"/>
+          </w:tcPr>
+          <w:p>
+            <w:r/>
+            <w:r>
+              <w:rPr>
+                <w:b w:val="0"/>
+                <w:sz w:val="18"/>
+              </w:rPr>
+              <w:t>天文画像</w:t>
+            </w:r>
+          </w:p>
+        </w:tc>
+        <w:tc>
+          <w:tcPr>
+            <w:tcW w:type="dxa" w:w="2160"/>
+          </w:tcPr>
+          <w:p>
+            <w:r/>
+            <w:r>
+              <w:rPr>
+                <w:b w:val="0"/>
+                <w:sz w:val="18"/>
+              </w:rPr>
+              <w:t>D3PO。フォトン計数データの信号/ノイズ同時ベイズ再構成。情報場理論ベース。</w:t>
+            </w:r>
+          </w:p>
+        </w:tc>
+      </w:tr>
     </w:tbl>
     <w:p/>
     <w:p>
@@ -1726,7 +1850,7 @@
         <w:t xml:space="preserve">小括: </w:t>
       </w:r>
       <w:r>
-        <w:t>LIGO (D1–D4) では「ノイズの物理モデル + 補助チャンネル → ノイズ再構成・差し引き」パイプラインが確立済み。D5 (Noise2Image) はDVSノイズの情報的価値を初めて実証したが、動的シーン・天文条件への拡張は未検討。</w:t>
+        <w:t>LIGO (D1–D4, D6) では「ノイズの物理モデル + 補助チャンネル → ノイズ再構成・差し引き」パイプラインが確立済み。D5はDVSノイズの情報的価値を初めて実証。D7 (D3PO) はフォトン計数データの信号/ノイズ同時ベイズ再構成を示し、DVSへの拡張可能性を持つ。</w:t>
       </w:r>
     </w:p>
     <w:p>
@@ -1734,148 +1858,12 @@
         <w:pStyle w:val="Heading1"/>
       </w:pPr>
       <w:r>
-        <w:t>未開拓領域（ギャップ）の同定</w:t>
+        <w:t>E. 特定されたギャップ（5つ）</w:t>
       </w:r>
     </w:p>
     <w:p>
       <w:r>
-        <w:t>4領域の交差から、以下の4つのギャップを特定する。</w:t>
-      </w:r>
-    </w:p>
-    <w:p>
-      <w:pPr>
-        <w:pStyle w:val="Heading2"/>
-      </w:pPr>
-      <w:r>
-        <w:t>g1: 物理ベースDVSノイズフォワードモデルの逆問題定式化（A→D ブリッジ）</w:t>
-      </w:r>
-    </w:p>
-    <w:p>
-      <w:r>
-        <w:t>現状: A5が物理的に現実的なDVSピクセルモデルを報告。しかしフォワードモデルとしてのみ使用されており、逆問題（観測イベントストリーム→ノイズパラメータ推定→ノイズ除去）としては定式化されていない。</w:t>
-      </w:r>
-    </w:p>
-    <w:p>
-      <w:r>
-        <w:t>提案: A5のfirst-passage-time理論ベースモデルを逆問題として定式化。フォワードモデル F(θ) からの期待ノイズイベントと観測の距離を最小化する推定問題。必要な研究: 微分可能な実装、点過程に適した距離関数の設計、計算効率の確保。</w:t>
-      </w:r>
-    </w:p>
-    <w:p>
-      <w:pPr>
-        <w:pStyle w:val="Heading2"/>
-      </w:pPr>
-      <w:r>
-        <w:t>g2: 自己教師ありノイズ学習によるDVSデノイジング（B→D ブリッジ）</w:t>
-      </w:r>
-    </w:p>
-    <w:p>
-      <w:r>
-        <w:t>現状: B3は統計的ラベル生成、B7は運動とノイズの同時推定を行うが、いずれもノイズの物理モデルを内包していない。D5はノイズの照度依存性を利用するが、動的シーンには未対応。</w:t>
-      </w:r>
-    </w:p>
-    <w:p>
-      <w:r>
-        <w:t>提案: Noise2Noise/Noise2Image枠組みをDVSの動的シーンに拡張。DVSの時間的冗長性を活用し、同一ピクセルからの連続ノイズイベント列をペアとしてNoise2Noise学習。A2/B4のON/OFF交互統計をペア生成の物理的根拠として使用。</w:t>
-      </w:r>
-    </w:p>
-    <w:p>
-      <w:pPr>
-        <w:pStyle w:val="Heading2"/>
-      </w:pPr>
-      <w:r>
-        <w:t>g3: DVS × ノイズ逆問題による天文学的微弱天体検出（A+B+C 統合）</w:t>
-      </w:r>
-    </w:p>
-    <w:p>
-      <w:pPr>
-        <w:pStyle w:val="Heading3"/>
-      </w:pPr>
-      <w:r>
-        <w:t>g3の問題構造</w:t>
-      </w:r>
-    </w:p>
-    <w:p>
-      <w:r>
-        <w:t>微弱天体のDVS検出における根本的困難:</w:t>
-      </w:r>
-    </w:p>
-    <w:p>
-      <w:pPr>
-        <w:pStyle w:val="ListNumber"/>
-      </w:pPr>
-      <w:r>
-        <w:t>(1) 信号がノイズ以下: 微弱天体からのイベントレートがバックグラウンドノイズイベントレートを下回る。</w:t>
-      </w:r>
-    </w:p>
-    <w:p>
-      <w:pPr>
-        <w:pStyle w:val="ListNumber"/>
-      </w:pPr>
-      <w:r>
-        <w:t>(2) 非定常性: 天体は移動するため、単一ピクセルでの時間積分が困難。</w:t>
-      </w:r>
-    </w:p>
-    <w:p>
-      <w:pPr>
-        <w:pStyle w:val="ListNumber"/>
-      </w:pPr>
-      <w:r>
-        <w:t>(3) テンプレート不在: 検出すべき天体の軌道パラメータが未知。</w:t>
-      </w:r>
-    </w:p>
-    <w:p>
-      <w:pPr>
-        <w:pStyle w:val="Heading3"/>
-      </w:pPr>
-      <w:r>
-        <w:t>g3の提案アプローチ: イベントレベル shift-and-stack + ノイズモデル引き算</w:t>
-      </w:r>
-    </w:p>
-    <w:p>
-      <w:r>
-        <w:rPr>
-          <w:b/>
-        </w:rPr>
-        <w:t>ステップ1: ノイズマップの構築</w:t>
-      </w:r>
-    </w:p>
-    <w:p>
-      <w:r>
-        <w:t>A5の物理モデルを用いて各ピクセルの期待ノイズイベントレート λ_noise(x,y,t) を推定。温度、バイアス設定、背景照度から決定。観測イベントストリームから λ_noise を差し引いた残差イベントストリームを得る。</w:t>
-      </w:r>
-    </w:p>
-    <w:p>
-      <w:r>
-        <w:rPr>
-          <w:b/>
-        </w:rPr>
-        <w:t>ステップ2: 残差ストリーム上でのイベントレベル shift-and-stack</w:t>
-      </w:r>
-    </w:p>
-    <w:p>
-      <w:r>
-        <w:t>候補軌道パラメータ (v_x, v_y) に沿ってイベントを時空間的にシフトし累積。Contrast Maximization (CMax) 枠組みの自然な拡張。ノイズモデル引き算により誤検出率を大幅に低減。</w:t>
-      </w:r>
-    </w:p>
-    <w:p>
-      <w:r>
-        <w:rPr>
-          <w:b/>
-        </w:rPr>
-        <w:t>ステップ3: 統計的有意性の評価</w:t>
-      </w:r>
-    </w:p>
-    <w:p>
-      <w:r>
-        <w:t>残差ストリームでのイベント累積がポアソンノイズの期待値を有意に超えるかを検定。物理モデルに基づくFAR (False Alarm Rate) の理論的計算が可能。</w:t>
-      </w:r>
-    </w:p>
-    <w:p>
-      <w:pPr>
-        <w:pStyle w:val="Heading3"/>
-      </w:pPr>
-      <w:r>
-        <w:t>g3の研究課題</w:t>
+        <w:t>4領域（A–D）の交差点分析から、以下の5つの未開拓領域（ギャップ）を特定した（Fig. 1）。</w:t>
       </w:r>
     </w:p>
     <w:tbl>
@@ -1902,7 +1890,7 @@
                 <w:b/>
                 <w:sz w:val="18"/>
               </w:rPr>
-              <w:t>課題</w:t>
+              <w:t>ギャップ</w:t>
             </w:r>
           </w:p>
         </w:tc>
@@ -1932,7 +1920,7 @@
                 <w:b/>
                 <w:sz w:val="18"/>
               </w:rPr>
-              <w:t>難易度</w:t>
+              <w:t>関連領域</w:t>
             </w:r>
           </w:p>
         </w:tc>
@@ -1949,7 +1937,7 @@
                 <w:b w:val="0"/>
                 <w:sz w:val="18"/>
               </w:rPr>
-              <w:t>g3-a</w:t>
+              <w:t>G1</w:t>
             </w:r>
           </w:p>
         </w:tc>
@@ -1964,7 +1952,7 @@
                 <w:b w:val="0"/>
                 <w:sz w:val="18"/>
               </w:rPr>
-              <w:t>A5モデルの天文条件（極低照度、長時間運用）への適用可能性検証</w:t>
+              <w:t>DVS回路物理からの厳密なベイズ逆問題定式化が未存在</w:t>
             </w:r>
           </w:p>
         </w:tc>
@@ -1979,7 +1967,7 @@
                 <w:b w:val="0"/>
                 <w:sz w:val="18"/>
               </w:rPr>
-              <w:t>中</w:t>
+              <w:t>A→D</w:t>
             </w:r>
           </w:p>
         </w:tc>
@@ -1996,7 +1984,7 @@
                 <w:b w:val="0"/>
                 <w:sz w:val="18"/>
               </w:rPr>
-              <w:t>g3-b</w:t>
+              <w:t>G2</w:t>
             </w:r>
           </w:p>
         </w:tc>
@@ -2011,7 +1999,7 @@
                 <w:b w:val="0"/>
                 <w:sz w:val="18"/>
               </w:rPr>
-              <w:t>イベントレベル shift-and-stack のアルゴリズム設計と計算量評価</w:t>
+              <w:t>LIGO DeepClean的な「補助チャンネルからのDVSノイズ予測」が未検討</w:t>
             </w:r>
           </w:p>
         </w:tc>
@@ -2026,7 +2014,7 @@
                 <w:b w:val="0"/>
                 <w:sz w:val="18"/>
               </w:rPr>
-              <w:t>中</w:t>
+              <w:t>D→A</w:t>
             </w:r>
           </w:p>
         </w:tc>
@@ -2043,7 +2031,7 @@
                 <w:b w:val="0"/>
                 <w:sz w:val="18"/>
               </w:rPr>
-              <w:t>g3-c</w:t>
+              <w:t>G3</w:t>
             </w:r>
           </w:p>
         </w:tc>
@@ -2058,7 +2046,7 @@
                 <w:b w:val="0"/>
                 <w:sz w:val="18"/>
               </w:rPr>
-              <w:t>ノイズ引き算後の残差統計の理論的特性化（ポアソン性からの逸脱）</w:t>
+              <w:t>天文特化のDVSノイズ逆問題パイプラインが未存在</w:t>
             </w:r>
           </w:p>
         </w:tc>
@@ -2073,7 +2061,7 @@
                 <w:b w:val="0"/>
                 <w:sz w:val="18"/>
               </w:rPr>
-              <w:t>高</w:t>
+              <w:t>A+B+D→C</w:t>
             </w:r>
           </w:p>
         </w:tc>
@@ -2090,7 +2078,7 @@
                 <w:b w:val="0"/>
                 <w:sz w:val="18"/>
               </w:rPr>
-              <w:t>g3-d</w:t>
+              <w:t>G4</w:t>
             </w:r>
           </w:p>
         </w:tc>
@@ -2105,7 +2093,7 @@
                 <w:b w:val="0"/>
                 <w:sz w:val="18"/>
               </w:rPr>
-              <w:t>SciDVS (A3) のような高感度DVSでの実観測的検証</w:t>
+              <w:t>「信号の形態に仮定を置かない」天体検出（ノイズを解いて残差から発見）が天文で未検討</w:t>
             </w:r>
           </w:p>
         </w:tc>
@@ -2120,7 +2108,7 @@
                 <w:b w:val="0"/>
                 <w:sz w:val="18"/>
               </w:rPr>
-              <w:t>高</w:t>
+              <w:t>C+D統合</w:t>
             </w:r>
           </w:p>
         </w:tc>
@@ -2137,7 +2125,7 @@
                 <w:b w:val="0"/>
                 <w:sz w:val="18"/>
               </w:rPr>
-              <w:t>g3-e</w:t>
+              <w:t>G5</w:t>
             </w:r>
           </w:p>
         </w:tc>
@@ -2152,7 +2140,7 @@
                 <w:b w:val="0"/>
                 <w:sz w:val="18"/>
               </w:rPr>
-              <w:t>既存SSAデータセット (C1) での検証とベンチマーク</w:t>
+              <w:t>SciDVS＋大口径望遠鏡＋ノイズ逆問題の統合実証がない</w:t>
             </w:r>
           </w:p>
         </w:tc>
@@ -2167,7 +2155,7 @@
                 <w:b w:val="0"/>
                 <w:sz w:val="18"/>
               </w:rPr>
-              <w:t>中</w:t>
+              <w:t>A+C+D実証</w:t>
             </w:r>
           </w:p>
         </w:tc>
@@ -2175,11 +2163,99 @@
     </w:tbl>
     <w:p/>
     <w:p>
+      <w:r>
+        <w:rPr>
+          <w:b/>
+        </w:rPr>
+        <w:t>G3とG4が最も探索価値の高い未開拓領域である。</w:t>
+      </w:r>
+      <w:r>
+        <w:t>必要なピースはすべて揃っており、統合されていないだけという状況にある。</w:t>
+      </w:r>
+    </w:p>
+    <w:p>
+      <w:pPr>
+        <w:pStyle w:val="Heading2"/>
+      </w:pPr>
+      <w:r>
+        <w:t>G1: DVS回路物理からの厳密なベイズ逆問題定式化</w:t>
+      </w:r>
+    </w:p>
+    <w:p>
+      <w:r>
+        <w:t>現状: A5がDVSピクセルの物理的に現実的なフォワードモデルを確立。しかしベイズ逆問題（観測イベントストリーム + 事前分布 → ノイズパラメータの事後分布推定）としての定式化は存在しない。D7 (D3PO) はフォトン計数データに対する同時ベイズ推定を実現しているが、DVSイベントストリームへの同等の定式化がない。</w:t>
+      </w:r>
+    </w:p>
+    <w:p>
+      <w:r>
+        <w:t>提案: A5のfirst-passage-time理論ベースモデルをベイズ逆問題として定式化。事前分布 p(θ) をA5の物理モデルから構成し、非一様ポアソン過程尤度で事後分布を推定。D3PO (D7) 的拡張として、信号とノイズパラメータの同時推定も視野に入れる。</w:t>
+      </w:r>
+    </w:p>
+    <w:p>
+      <w:pPr>
+        <w:pStyle w:val="Heading2"/>
+      </w:pPr>
+      <w:r>
+        <w:t>G2: LIGO DeepClean的な「補助チャンネルからのDVSノイズ予測」</w:t>
+      </w:r>
+    </w:p>
+    <w:p>
+      <w:r>
+        <w:t>現状: D1 (DeepClean) はLIGOで補助センサーからの非定常ノイズ学習・予測・差し引きに成功。D6 (iDQ) はイベントごとのノイズ確率をリアルタイム出力。DVSに対してこのアプローチを適用した研究は存在しない。</w:t>
+      </w:r>
+    </w:p>
+    <w:p>
+      <w:r>
+        <w:t>提案: 温度・振動・背景照度を「補助チャンネル」として独立計測し、DeepClean的NNでDVSノイズを予測。iDQ的拡張として、各DVSイベントに「ノイズ起源である確率」を付与する確率的重み付けを実現。</w:t>
+      </w:r>
+    </w:p>
+    <w:p>
+      <w:pPr>
+        <w:pStyle w:val="Heading2"/>
+      </w:pPr>
+      <w:r>
+        <w:t>G3: 天文特化のDVSノイズ逆問題パイプライン</w:t>
+      </w:r>
+    </w:p>
+    <w:p>
+      <w:r>
+        <w:t>現状: G1（ベイズ逆問題定式化）とG2（補助チャンネルノイズ予測）の構成要素は個別に先行研究で示されているが、天文観測に特化して統合したパイプラインは存在しない。LIGOでは確立済みのパイプラインをDVS天文観測に移植するだけであり、原理的な障壁はない。</w:t>
+      </w:r>
+    </w:p>
+    <w:p>
       <w:pPr>
         <w:pStyle w:val="Heading3"/>
       </w:pPr>
       <w:r>
-        <w:t>g3の先行研究との差分</w:t>
+        <w:t>G3パイプラインの4段階</w:t>
+      </w:r>
+    </w:p>
+    <w:p>
+      <w:r>
+        <w:t>Stage 1: ノイズフォワードモデル構築 — A5モデル + 補助チャンネル（G2）で各ピクセルの期待ノイズレートを計算。天文条件（極低照度、長時間運用、大口径望遠鏡）への拡張を含む。</w:t>
+      </w:r>
+    </w:p>
+    <w:p>
+      <w:r>
+        <w:t>Stage 2: ベイズ逆問題求解（G1）— MLE / 変分推論 (D3PO的) / DeepClean型NN (G2) の3アプローチを統合。物理モデルがアーキテクチャの帰納的バイアスを提供（Physics-Informed NN）。</w:t>
+      </w:r>
+    </w:p>
+    <w:p>
+      <w:r>
+        <w:t>Stage 3: 残差イベントストリーム生成 — 確率的薄化 (iDQ的) / レート引き算 / マーク付き点過程差分の3手法。</w:t>
+      </w:r>
+    </w:p>
+    <w:p>
+      <w:r>
+        <w:t>Stage 4: 天文校正・検証 — PSDテスト、注入・回収テスト、既知天体テスト、ブラインドテスト。LIGO (D1) の検証方法論を移植。</w:t>
+      </w:r>
+    </w:p>
+    <w:p>
+      <w:pPr>
+        <w:pStyle w:val="Heading3"/>
+      </w:pPr>
+      <w:r>
+        <w:t>G3の先行研究との差分</w:t>
       </w:r>
     </w:p>
     <w:tbl>
@@ -2238,6 +2314,21 @@
                 <w:b/>
                 <w:sz w:val="18"/>
               </w:rPr>
+              <w:t>補助チャンネル</w:t>
+            </w:r>
+          </w:p>
+        </w:tc>
+        <w:tc>
+          <w:tcPr>
+            <w:tcW w:type="dxa" w:w="1728"/>
+          </w:tcPr>
+          <w:p>
+            <w:r/>
+            <w:r>
+              <w:rPr>
+                <w:b/>
+                <w:sz w:val="18"/>
+              </w:rPr>
               <w:t>天文対応</w:t>
             </w:r>
           </w:p>
@@ -2253,22 +2344,7 @@
                 <w:b/>
                 <w:sz w:val="18"/>
               </w:rPr>
-              <w:t>微弱天体</w:t>
-            </w:r>
-          </w:p>
-        </w:tc>
-        <w:tc>
-          <w:tcPr>
-            <w:tcW w:type="dxa" w:w="1728"/>
-          </w:tcPr>
-          <w:p>
-            <w:r/>
-            <w:r>
-              <w:rPr>
-                <w:b/>
-                <w:sz w:val="18"/>
-              </w:rPr>
-              <w:t>運動推定</w:t>
+              <w:t>ベイズ定式化</w:t>
             </w:r>
           </w:p>
         </w:tc>
@@ -2345,7 +2421,7 @@
                 <w:b w:val="0"/>
                 <w:sz w:val="18"/>
               </w:rPr>
-              <w:t>○ (CMax)</w:t>
+              <w:t>×</w:t>
             </w:r>
           </w:p>
         </w:tc>
@@ -2407,7 +2483,7 @@
                 <w:b w:val="0"/>
                 <w:sz w:val="18"/>
               </w:rPr>
-              <w:t>△ (静的のみ)</w:t>
+              <w:t>×</w:t>
             </w:r>
           </w:p>
         </w:tc>
@@ -2469,6 +2545,21 @@
                 <w:b w:val="0"/>
                 <w:sz w:val="18"/>
               </w:rPr>
+              <w:t>×</w:t>
+            </w:r>
+          </w:p>
+        </w:tc>
+        <w:tc>
+          <w:tcPr>
+            <w:tcW w:type="dxa" w:w="1728"/>
+          </w:tcPr>
+          <w:p>
+            <w:r/>
+            <w:r>
+              <w:rPr>
+                <w:b w:val="0"/>
+                <w:sz w:val="18"/>
+              </w:rPr>
               <w:t>○</w:t>
             </w:r>
           </w:p>
@@ -2485,6 +2576,145 @@
                 <w:sz w:val="18"/>
               </w:rPr>
               <w:t>×</w:t>
+            </w:r>
+          </w:p>
+        </w:tc>
+      </w:tr>
+      <w:tr>
+        <w:tc>
+          <w:tcPr>
+            <w:tcW w:type="dxa" w:w="1728"/>
+          </w:tcPr>
+          <w:p>
+            <w:r/>
+            <w:r>
+              <w:rPr>
+                <w:b w:val="0"/>
+                <w:sz w:val="18"/>
+              </w:rPr>
+              <w:t>DeepClean (D1)</w:t>
+            </w:r>
+          </w:p>
+        </w:tc>
+        <w:tc>
+          <w:tcPr>
+            <w:tcW w:type="dxa" w:w="1728"/>
+          </w:tcPr>
+          <w:p>
+            <w:r/>
+            <w:r>
+              <w:rPr>
+                <w:b w:val="0"/>
+                <w:sz w:val="18"/>
+              </w:rPr>
+              <w:t>物理+ML</w:t>
+            </w:r>
+          </w:p>
+        </w:tc>
+        <w:tc>
+          <w:tcPr>
+            <w:tcW w:type="dxa" w:w="1728"/>
+          </w:tcPr>
+          <w:p>
+            <w:r/>
+            <w:r>
+              <w:rPr>
+                <w:b w:val="0"/>
+                <w:sz w:val="18"/>
+              </w:rPr>
+              <w:t>○</w:t>
+            </w:r>
+          </w:p>
+        </w:tc>
+        <w:tc>
+          <w:tcPr>
+            <w:tcW w:type="dxa" w:w="1728"/>
+          </w:tcPr>
+          <w:p>
+            <w:r/>
+            <w:r>
+              <w:rPr>
+                <w:b w:val="0"/>
+                <w:sz w:val="18"/>
+              </w:rPr>
+              <w:t>× (LIGO)</w:t>
+            </w:r>
+          </w:p>
+        </w:tc>
+        <w:tc>
+          <w:tcPr>
+            <w:tcW w:type="dxa" w:w="1728"/>
+          </w:tcPr>
+          <w:p>
+            <w:r/>
+            <w:r>
+              <w:rPr>
+                <w:b w:val="0"/>
+                <w:sz w:val="18"/>
+              </w:rPr>
+              <w:t>×</w:t>
+            </w:r>
+          </w:p>
+        </w:tc>
+      </w:tr>
+      <w:tr>
+        <w:tc>
+          <w:tcPr>
+            <w:tcW w:type="dxa" w:w="1728"/>
+          </w:tcPr>
+          <w:p>
+            <w:r/>
+            <w:r>
+              <w:rPr>
+                <w:b w:val="0"/>
+                <w:sz w:val="18"/>
+              </w:rPr>
+              <w:t>D3PO (D7)</w:t>
+            </w:r>
+          </w:p>
+        </w:tc>
+        <w:tc>
+          <w:tcPr>
+            <w:tcW w:type="dxa" w:w="1728"/>
+          </w:tcPr>
+          <w:p>
+            <w:r/>
+            <w:r>
+              <w:rPr>
+                <w:b w:val="0"/>
+                <w:sz w:val="18"/>
+              </w:rPr>
+              <w:t>ベイズ</w:t>
+            </w:r>
+          </w:p>
+        </w:tc>
+        <w:tc>
+          <w:tcPr>
+            <w:tcW w:type="dxa" w:w="1728"/>
+          </w:tcPr>
+          <w:p>
+            <w:r/>
+            <w:r>
+              <w:rPr>
+                <w:b w:val="0"/>
+                <w:sz w:val="18"/>
+              </w:rPr>
+              <w:t>×</w:t>
+            </w:r>
+          </w:p>
+        </w:tc>
+        <w:tc>
+          <w:tcPr>
+            <w:tcW w:type="dxa" w:w="1728"/>
+          </w:tcPr>
+          <w:p>
+            <w:r/>
+            <w:r>
+              <w:rPr>
+                <w:b w:val="0"/>
+                <w:sz w:val="18"/>
+              </w:rPr>
+              <w:t>○ (γ線)</w:t>
             </w:r>
           </w:p>
         </w:tc>
@@ -2516,7 +2746,7 @@
                 <w:b w:val="0"/>
                 <w:sz w:val="18"/>
               </w:rPr>
-              <w:t>shift-and-stack (天文)</w:t>
+              <w:t>G3提案</w:t>
             </w:r>
           </w:p>
         </w:tc>
@@ -2531,84 +2761,7 @@
                 <w:b w:val="0"/>
                 <w:sz w:val="18"/>
               </w:rPr>
-              <w:t>なし</w:t>
-            </w:r>
-          </w:p>
-        </w:tc>
-        <w:tc>
-          <w:tcPr>
-            <w:tcW w:type="dxa" w:w="1728"/>
-          </w:tcPr>
-          <w:p>
-            <w:r/>
-            <w:r>
-              <w:rPr>
-                <w:b w:val="0"/>
-                <w:sz w:val="18"/>
-              </w:rPr>
-              <w:t>○</w:t>
-            </w:r>
-          </w:p>
-        </w:tc>
-        <w:tc>
-          <w:tcPr>
-            <w:tcW w:type="dxa" w:w="1728"/>
-          </w:tcPr>
-          <w:p>
-            <w:r/>
-            <w:r>
-              <w:rPr>
-                <w:b w:val="0"/>
-                <w:sz w:val="18"/>
-              </w:rPr>
-              <w:t>○</w:t>
-            </w:r>
-          </w:p>
-        </w:tc>
-        <w:tc>
-          <w:tcPr>
-            <w:tcW w:type="dxa" w:w="1728"/>
-          </w:tcPr>
-          <w:p>
-            <w:r/>
-            <w:r>
-              <w:rPr>
-                <w:b w:val="0"/>
-                <w:sz w:val="18"/>
-              </w:rPr>
-              <w:t>○</w:t>
-            </w:r>
-          </w:p>
-        </w:tc>
-      </w:tr>
-      <w:tr>
-        <w:tc>
-          <w:tcPr>
-            <w:tcW w:type="dxa" w:w="1728"/>
-          </w:tcPr>
-          <w:p>
-            <w:r/>
-            <w:r>
-              <w:rPr>
-                <w:b w:val="0"/>
-                <w:sz w:val="18"/>
-              </w:rPr>
-              <w:t>g3提案</w:t>
-            </w:r>
-          </w:p>
-        </w:tc>
-        <w:tc>
-          <w:tcPr>
-            <w:tcW w:type="dxa" w:w="1728"/>
-          </w:tcPr>
-          <w:p>
-            <w:r/>
-            <w:r>
-              <w:rPr>
-                <w:b w:val="0"/>
-                <w:sz w:val="18"/>
-              </w:rPr>
-              <w:t>物理モデル (A5)</w:t>
+              <w:t>物理モデル(A5)+ML</w:t>
             </w:r>
           </w:p>
         </w:tc>
@@ -2662,15 +2815,477 @@
     <w:p/>
     <w:p>
       <w:pPr>
+        <w:pStyle w:val="Heading3"/>
+      </w:pPr>
+      <w:r>
+        <w:t>G3の研究課題</w:t>
+      </w:r>
+    </w:p>
+    <w:tbl>
+      <w:tblPr>
+        <w:tblStyle w:val="TableGrid"/>
+        <w:tblW w:type="auto" w:w="0"/>
+        <w:jc w:val="center"/>
+        <w:tblLook w:firstColumn="1" w:firstRow="1" w:lastColumn="0" w:lastRow="0" w:noHBand="0" w:noVBand="1" w:val="04A0"/>
+      </w:tblPr>
+      <w:tblGrid>
+        <w:gridCol w:w="2160"/>
+        <w:gridCol w:w="2160"/>
+        <w:gridCol w:w="2160"/>
+        <w:gridCol w:w="2160"/>
+      </w:tblGrid>
+      <w:tr>
+        <w:tc>
+          <w:tcPr>
+            <w:tcW w:type="dxa" w:w="2160"/>
+          </w:tcPr>
+          <w:p>
+            <w:r/>
+            <w:r>
+              <w:rPr>
+                <w:b/>
+                <w:sz w:val="18"/>
+              </w:rPr>
+              <w:t>課題</w:t>
+            </w:r>
+          </w:p>
+        </w:tc>
+        <w:tc>
+          <w:tcPr>
+            <w:tcW w:type="dxa" w:w="2160"/>
+          </w:tcPr>
+          <w:p>
+            <w:r/>
+            <w:r>
+              <w:rPr>
+                <w:b/>
+                <w:sz w:val="18"/>
+              </w:rPr>
+              <w:t>内容</w:t>
+            </w:r>
+          </w:p>
+        </w:tc>
+        <w:tc>
+          <w:tcPr>
+            <w:tcW w:type="dxa" w:w="2160"/>
+          </w:tcPr>
+          <w:p>
+            <w:r/>
+            <w:r>
+              <w:rPr>
+                <w:b/>
+                <w:sz w:val="18"/>
+              </w:rPr>
+              <w:t>難易度</w:t>
+            </w:r>
+          </w:p>
+        </w:tc>
+        <w:tc>
+          <w:tcPr>
+            <w:tcW w:type="dxa" w:w="2160"/>
+          </w:tcPr>
+          <w:p>
+            <w:r/>
+            <w:r>
+              <w:rPr>
+                <w:b/>
+                <w:sz w:val="18"/>
+              </w:rPr>
+              <w:t>依存関係</w:t>
+            </w:r>
+          </w:p>
+        </w:tc>
+      </w:tr>
+      <w:tr>
+        <w:tc>
+          <w:tcPr>
+            <w:tcW w:type="dxa" w:w="2160"/>
+          </w:tcPr>
+          <w:p>
+            <w:r/>
+            <w:r>
+              <w:rPr>
+                <w:b w:val="0"/>
+                <w:sz w:val="18"/>
+              </w:rPr>
+              <w:t>G3-a</w:t>
+            </w:r>
+          </w:p>
+        </w:tc>
+        <w:tc>
+          <w:tcPr>
+            <w:tcW w:type="dxa" w:w="2160"/>
+          </w:tcPr>
+          <w:p>
+            <w:r/>
+            <w:r>
+              <w:rPr>
+                <w:b w:val="0"/>
+                <w:sz w:val="18"/>
+              </w:rPr>
+              <w:t>A5モデルの天文条件への拡張・検証</w:t>
+            </w:r>
+          </w:p>
+        </w:tc>
+        <w:tc>
+          <w:tcPr>
+            <w:tcW w:type="dxa" w:w="2160"/>
+          </w:tcPr>
+          <w:p>
+            <w:r/>
+            <w:r>
+              <w:rPr>
+                <w:b w:val="0"/>
+                <w:sz w:val="18"/>
+              </w:rPr>
+              <w:t>中</w:t>
+            </w:r>
+          </w:p>
+        </w:tc>
+        <w:tc>
+          <w:tcPr>
+            <w:tcW w:type="dxa" w:w="2160"/>
+          </w:tcPr>
+          <w:p>
+            <w:r/>
+            <w:r>
+              <w:rPr>
+                <w:b w:val="0"/>
+                <w:sz w:val="18"/>
+              </w:rPr>
+              <w:t>G1</w:t>
+            </w:r>
+          </w:p>
+        </w:tc>
+      </w:tr>
+      <w:tr>
+        <w:tc>
+          <w:tcPr>
+            <w:tcW w:type="dxa" w:w="2160"/>
+          </w:tcPr>
+          <w:p>
+            <w:r/>
+            <w:r>
+              <w:rPr>
+                <w:b w:val="0"/>
+                <w:sz w:val="18"/>
+              </w:rPr>
+              <w:t>G3-b</w:t>
+            </w:r>
+          </w:p>
+        </w:tc>
+        <w:tc>
+          <w:tcPr>
+            <w:tcW w:type="dxa" w:w="2160"/>
+          </w:tcPr>
+          <w:p>
+            <w:r/>
+            <w:r>
+              <w:rPr>
+                <w:b w:val="0"/>
+                <w:sz w:val="18"/>
+              </w:rPr>
+              <w:t>補助チャンネルシステムの天文台向け設計</w:t>
+            </w:r>
+          </w:p>
+        </w:tc>
+        <w:tc>
+          <w:tcPr>
+            <w:tcW w:type="dxa" w:w="2160"/>
+          </w:tcPr>
+          <w:p>
+            <w:r/>
+            <w:r>
+              <w:rPr>
+                <w:b w:val="0"/>
+                <w:sz w:val="18"/>
+              </w:rPr>
+              <w:t>高</w:t>
+            </w:r>
+          </w:p>
+        </w:tc>
+        <w:tc>
+          <w:tcPr>
+            <w:tcW w:type="dxa" w:w="2160"/>
+          </w:tcPr>
+          <w:p>
+            <w:r/>
+            <w:r>
+              <w:rPr>
+                <w:b w:val="0"/>
+                <w:sz w:val="18"/>
+              </w:rPr>
+              <w:t>G2</w:t>
+            </w:r>
+          </w:p>
+        </w:tc>
+      </w:tr>
+      <w:tr>
+        <w:tc>
+          <w:tcPr>
+            <w:tcW w:type="dxa" w:w="2160"/>
+          </w:tcPr>
+          <w:p>
+            <w:r/>
+            <w:r>
+              <w:rPr>
+                <w:b w:val="0"/>
+                <w:sz w:val="18"/>
+              </w:rPr>
+              <w:t>G3-c</w:t>
+            </w:r>
+          </w:p>
+        </w:tc>
+        <w:tc>
+          <w:tcPr>
+            <w:tcW w:type="dxa" w:w="2160"/>
+          </w:tcPr>
+          <w:p>
+            <w:r/>
+            <w:r>
+              <w:rPr>
+                <w:b w:val="0"/>
+                <w:sz w:val="18"/>
+              </w:rPr>
+              <w:t>DeepClean型NN + iDQ的確率推定のDVS版実装</w:t>
+            </w:r>
+          </w:p>
+        </w:tc>
+        <w:tc>
+          <w:tcPr>
+            <w:tcW w:type="dxa" w:w="2160"/>
+          </w:tcPr>
+          <w:p>
+            <w:r/>
+            <w:r>
+              <w:rPr>
+                <w:b w:val="0"/>
+                <w:sz w:val="18"/>
+              </w:rPr>
+              <w:t>中</w:t>
+            </w:r>
+          </w:p>
+        </w:tc>
+        <w:tc>
+          <w:tcPr>
+            <w:tcW w:type="dxa" w:w="2160"/>
+          </w:tcPr>
+          <w:p>
+            <w:r/>
+            <w:r>
+              <w:rPr>
+                <w:b w:val="0"/>
+                <w:sz w:val="18"/>
+              </w:rPr>
+              <w:t>G1, G2</w:t>
+            </w:r>
+          </w:p>
+        </w:tc>
+      </w:tr>
+      <w:tr>
+        <w:tc>
+          <w:tcPr>
+            <w:tcW w:type="dxa" w:w="2160"/>
+          </w:tcPr>
+          <w:p>
+            <w:r/>
+            <w:r>
+              <w:rPr>
+                <w:b w:val="0"/>
+                <w:sz w:val="18"/>
+              </w:rPr>
+              <w:t>G3-d</w:t>
+            </w:r>
+          </w:p>
+        </w:tc>
+        <w:tc>
+          <w:tcPr>
+            <w:tcW w:type="dxa" w:w="2160"/>
+          </w:tcPr>
+          <w:p>
+            <w:r/>
+            <w:r>
+              <w:rPr>
+                <w:b w:val="0"/>
+                <w:sz w:val="18"/>
+              </w:rPr>
+              <w:t>イベントストリーム差分演算の理論的基礎と実装</w:t>
+            </w:r>
+          </w:p>
+        </w:tc>
+        <w:tc>
+          <w:tcPr>
+            <w:tcW w:type="dxa" w:w="2160"/>
+          </w:tcPr>
+          <w:p>
+            <w:r/>
+            <w:r>
+              <w:rPr>
+                <w:b w:val="0"/>
+                <w:sz w:val="18"/>
+              </w:rPr>
+              <w:t>高</w:t>
+            </w:r>
+          </w:p>
+        </w:tc>
+        <w:tc>
+          <w:tcPr>
+            <w:tcW w:type="dxa" w:w="2160"/>
+          </w:tcPr>
+          <w:p>
+            <w:r/>
+            <w:r>
+              <w:rPr>
+                <w:b w:val="0"/>
+                <w:sz w:val="18"/>
+              </w:rPr>
+              <w:t>G3-c</w:t>
+            </w:r>
+          </w:p>
+        </w:tc>
+      </w:tr>
+      <w:tr>
+        <w:tc>
+          <w:tcPr>
+            <w:tcW w:type="dxa" w:w="2160"/>
+          </w:tcPr>
+          <w:p>
+            <w:r/>
+            <w:r>
+              <w:rPr>
+                <w:b w:val="0"/>
+                <w:sz w:val="18"/>
+              </w:rPr>
+              <w:t>G3-e</w:t>
+            </w:r>
+          </w:p>
+        </w:tc>
+        <w:tc>
+          <w:tcPr>
+            <w:tcW w:type="dxa" w:w="2160"/>
+          </w:tcPr>
+          <w:p>
+            <w:r/>
+            <w:r>
+              <w:rPr>
+                <w:b w:val="0"/>
+                <w:sz w:val="18"/>
+              </w:rPr>
+              <w:t>注入・回収テストフレームワーク構築</w:t>
+            </w:r>
+          </w:p>
+        </w:tc>
+        <w:tc>
+          <w:tcPr>
+            <w:tcW w:type="dxa" w:w="2160"/>
+          </w:tcPr>
+          <w:p>
+            <w:r/>
+            <w:r>
+              <w:rPr>
+                <w:b w:val="0"/>
+                <w:sz w:val="18"/>
+              </w:rPr>
+              <w:t>中</w:t>
+            </w:r>
+          </w:p>
+        </w:tc>
+        <w:tc>
+          <w:tcPr>
+            <w:tcW w:type="dxa" w:w="2160"/>
+          </w:tcPr>
+          <w:p>
+            <w:r/>
+            <w:r>
+              <w:rPr>
+                <w:b w:val="0"/>
+                <w:sz w:val="18"/>
+              </w:rPr>
+              <w:t>G3-d</w:t>
+            </w:r>
+          </w:p>
+        </w:tc>
+      </w:tr>
+      <w:tr>
+        <w:tc>
+          <w:tcPr>
+            <w:tcW w:type="dxa" w:w="2160"/>
+          </w:tcPr>
+          <w:p>
+            <w:r/>
+            <w:r>
+              <w:rPr>
+                <w:b w:val="0"/>
+                <w:sz w:val="18"/>
+              </w:rPr>
+              <w:t>G3-f</w:t>
+            </w:r>
+          </w:p>
+        </w:tc>
+        <w:tc>
+          <w:tcPr>
+            <w:tcW w:type="dxa" w:w="2160"/>
+          </w:tcPr>
+          <w:p>
+            <w:r/>
+            <w:r>
+              <w:rPr>
+                <w:b w:val="0"/>
+                <w:sz w:val="18"/>
+              </w:rPr>
+              <w:t>SciDVS + 小口径望遠鏡での概念実証観測</w:t>
+            </w:r>
+          </w:p>
+        </w:tc>
+        <w:tc>
+          <w:tcPr>
+            <w:tcW w:type="dxa" w:w="2160"/>
+          </w:tcPr>
+          <w:p>
+            <w:r/>
+            <w:r>
+              <w:rPr>
+                <w:b w:val="0"/>
+                <w:sz w:val="18"/>
+              </w:rPr>
+              <w:t>高</w:t>
+            </w:r>
+          </w:p>
+        </w:tc>
+        <w:tc>
+          <w:tcPr>
+            <w:tcW w:type="dxa" w:w="2160"/>
+          </w:tcPr>
+          <w:p>
+            <w:r/>
+            <w:r>
+              <w:rPr>
+                <w:b w:val="0"/>
+                <w:sz w:val="18"/>
+              </w:rPr>
+              <w:t>G3-a〜e</w:t>
+            </w:r>
+          </w:p>
+        </w:tc>
+      </w:tr>
+    </w:tbl>
+    <w:p/>
+    <w:p>
+      <w:pPr>
         <w:pStyle w:val="Heading2"/>
       </w:pPr>
       <w:r>
-        <w:t>g4: 全統合パイプライン — 物理情報付きDVSノイズ再構成 + 補助チャンネル融合 + 天文微弱ターゲット回復（A+B+C+D 完全統合）</w:t>
+        <w:t>G4: 「信号の形態に仮定を置かない」天体検出 — ノイズを解いて残差から発見</w:t>
       </w:r>
     </w:p>
     <w:p>
       <w:r>
-        <w:t>現状: g1–g3は個別の拡張方向だが、これらをLIGOの成功事例 (D1) をテンプレートとして統合するアプローチは存在しない。</w:t>
+        <w:t>現状: 天文学における天体検出は伝統的に「信号テンプレート」を前提とする。DVS天文学でもC1–C5は明るい天体の検出に限定。「信号がどのような形態か分からない」場合にも天体を検出できる枠組みが天文で未検討。</w:t>
+      </w:r>
+    </w:p>
+    <w:p>
+      <w:r>
+        <w:t>パラダイムシフト: ノイズを精密に解く（G3パイプライン）ことで、残差に構造が見えれば、それが信号である——という逆転の発想。信号モデルを一切必要とせず、ノイズモデルの精度だけが検出感度を決定する。LIGOのバースト探索（unmodeled search, cWB等）の発想をDVS天文学に移植。</w:t>
       </w:r>
     </w:p>
     <w:p>
@@ -2678,45 +3293,32 @@
         <w:pStyle w:val="Heading3"/>
       </w:pPr>
       <w:r>
-        <w:t>LIGOの成功要因とDVSへの移植</w:t>
+        <w:t>G4の検出アルゴリズム</w:t>
       </w:r>
     </w:p>
     <w:p>
       <w:r>
-        <w:t>LIGOでは以下が成功の鍵: (1) ノイズの物理モデル、(2) 補助センサー（ウィットネスチャンネル）、(3) 機械学習による非定常ノイズ結合の学習、(4) 結果の物理的検証。これらすべてにDVS天文観測における対応物が存在する。</w:t>
-      </w:r>
-    </w:p>
-    <w:p>
-      <w:pPr>
-        <w:pStyle w:val="Heading3"/>
-      </w:pPr>
-      <w:r>
-        <w:t>g4のシステムアーキテクチャ</w:t>
+        <w:t>ステップ1: 残差の統計的特性化 — ポアソンからの逸脱領域を検出。</w:t>
       </w:r>
     </w:p>
     <w:p>
       <w:r>
-        <w:t>Stage 1: ノイズフォワードモデル構築 — A5モデル + 補助チャンネル（温度・振動・照度）でリアルタイムノイズレート予測。</w:t>
+        <w:t>ステップ2: イベントレベル shift-and-stack — CMax枠組みの拡張。テンプレートフリーの核心: 軌道パラメータのみ仮定、天体の明るさ・形態は不問。</w:t>
       </w:r>
     </w:p>
     <w:p>
       <w:r>
-        <w:t>Stage 2: ノイズ逆問題求解 — 最尤推定 / 変分推論 / DeepClean型NNの3アプローチ。物理モデルがアーキテクチャの帰納的バイアスを提供（Physics-Informed Neural Network）。</w:t>
+        <w:t>ステップ3: 統計的有意性の評価 — FAR理論計算、多重検定補正（Bonferroni/BH-FDR）。</w:t>
       </w:r>
     </w:p>
     <w:p>
       <w:r>
-        <w:t>Stage 3: 残差イベントストリーム生成 — 確率的薄化 / レート引き算 / マーク付き点過程差分の3手法。</w:t>
+        <w:t>ステップ4: テンプレートフリー候補の特性化 — カタログクロスマッチ、軌道要素初期推定。</w:t>
       </w:r>
     </w:p>
     <w:p>
       <w:r>
-        <w:t>Stage 4: 微弱天体検出 = g3パイプライン。残差ストリーム上でのshift-and-stack。</w:t>
-      </w:r>
-    </w:p>
-    <w:p>
-      <w:r>
-        <w:t>Stage 5: 物理的検証 — PSDテスト、注入・回収テスト、既知天体テスト、ブラインドテスト。</w:t>
+        <w:t>ステップ5: 物理的検証 — 光度曲線一貫性、軌道力学整合性、独立観測手段での確認。</w:t>
       </w:r>
     </w:p>
     <w:p>
@@ -2875,7 +3477,7 @@
                 <w:b w:val="0"/>
                 <w:sz w:val="18"/>
               </w:rPr>
-              <w:t>要構築</w:t>
+              <w:t>要構築 (G2)</w:t>
             </w:r>
           </w:p>
         </w:tc>
@@ -2939,7 +3541,7 @@
                 <w:b w:val="0"/>
                 <w:sz w:val="18"/>
               </w:rPr>
-              <w:t>DeepClean (非定常ノイズ学習)</w:t>
+              <w:t>DeepClean（非定常ノイズ学習）</w:t>
             </w:r>
           </w:p>
         </w:tc>
@@ -2969,7 +3571,7 @@
                 <w:b w:val="0"/>
                 <w:sz w:val="18"/>
               </w:rPr>
-              <w:t>要開発</w:t>
+              <w:t>要開発 (G2)</w:t>
             </w:r>
           </w:p>
         </w:tc>
@@ -2986,7 +3588,7 @@
                 <w:b w:val="0"/>
                 <w:sz w:val="18"/>
               </w:rPr>
-              <w:t>テンプレートマッチング</w:t>
+              <w:t>マッチドフィルタリング</w:t>
             </w:r>
           </w:p>
         </w:tc>
@@ -3001,7 +3603,7 @@
                 <w:b w:val="0"/>
                 <w:sz w:val="18"/>
               </w:rPr>
-              <w:t>shift-and-stack（軌道探索）</w:t>
+              <w:t>—</w:t>
             </w:r>
           </w:p>
         </w:tc>
@@ -3016,7 +3618,54 @@
                 <w:b w:val="0"/>
                 <w:sz w:val="18"/>
               </w:rPr>
-              <w:t>概念的に利用可能</w:t>
+              <w:t>不使用（G4の核心）</w:t>
+            </w:r>
+          </w:p>
+        </w:tc>
+      </w:tr>
+      <w:tr>
+        <w:tc>
+          <w:tcPr>
+            <w:tcW w:type="dxa" w:w="2880"/>
+          </w:tcPr>
+          <w:p>
+            <w:r/>
+            <w:r>
+              <w:rPr>
+                <w:b w:val="0"/>
+                <w:sz w:val="18"/>
+              </w:rPr>
+              <w:t>バースト探索（テンプレートフリー）</w:t>
+            </w:r>
+          </w:p>
+        </w:tc>
+        <w:tc>
+          <w:tcPr>
+            <w:tcW w:type="dxa" w:w="2880"/>
+          </w:tcPr>
+          <w:p>
+            <w:r/>
+            <w:r>
+              <w:rPr>
+                <w:b w:val="0"/>
+                <w:sz w:val="18"/>
+              </w:rPr>
+              <w:t>残差統計逸脱 + shift-and-stack</w:t>
+            </w:r>
+          </w:p>
+        </w:tc>
+        <w:tc>
+          <w:tcPr>
+            <w:tcW w:type="dxa" w:w="2880"/>
+          </w:tcPr>
+          <w:p>
+            <w:r/>
+            <w:r>
+              <w:rPr>
+                <w:b w:val="0"/>
+                <w:sz w:val="18"/>
+              </w:rPr>
+              <w:t>要開発</w:t>
             </w:r>
           </w:p>
         </w:tc>
@@ -3063,7 +3712,7 @@
                 <w:b w:val="0"/>
                 <w:sz w:val="18"/>
               </w:rPr>
-              <w:t>要設計</w:t>
+              <w:t>要設計 (G3)</w:t>
             </w:r>
           </w:p>
         </w:tc>
@@ -3075,7 +3724,52 @@
         <w:pStyle w:val="Heading3"/>
       </w:pPr>
       <w:r>
-        <w:t>g4の研究課題</w:t>
+        <w:t>G4の期待されるインパクト</w:t>
+      </w:r>
+    </w:p>
+    <w:p>
+      <w:pPr>
+        <w:pStyle w:val="ListNumber"/>
+      </w:pPr>
+      <w:r>
+        <w:t>(1) 検出限界2–4等級改善: ノイズ逆問題 + テンプレートフリーによる構造的改善。</w:t>
+      </w:r>
+    </w:p>
+    <w:p>
+      <w:pPr>
+        <w:pStyle w:val="ListNumber"/>
+      </w:pPr>
+      <w:r>
+        <w:t>(2) 新天体クラスの発見: 高速移動 + 暗い + 近傍の小天体（10–50m級NEO）。</w:t>
+      </w:r>
+    </w:p>
+    <w:p>
+      <w:pPr>
+        <w:pStyle w:val="ListNumber"/>
+      </w:pPr>
+      <w:r>
+        <w:t>(3) 未知現象への感度: テンプレートフリーゆえ予期しない天文現象にも感度。</w:t>
+      </w:r>
+    </w:p>
+    <w:p>
+      <w:pPr>
+        <w:pStyle w:val="ListNumber"/>
+      </w:pPr>
+      <w:r>
+        <w:t>(4) 他分野波及: カルシウムイメージング、工業検査、自動運転の悪条件センシング。</w:t>
+      </w:r>
+    </w:p>
+    <w:p>
+      <w:pPr>
+        <w:pStyle w:val="Heading2"/>
+      </w:pPr>
+      <w:r>
+        <w:t>G5: SciDVS＋大口径望遠鏡＋ノイズ逆問題の統合実証</w:t>
+      </w:r>
+    </w:p>
+    <w:p>
+      <w:r>
+        <w:t>SciDVS (A3) は1.7%感度の科学用DVS。大口径望遠鏡に搭載しG3/G4パイプラインと組み合わせた統合実証は未存在。</w:t>
       </w:r>
     </w:p>
     <w:tbl>
@@ -3103,7 +3797,7 @@
                 <w:b/>
                 <w:sz w:val="18"/>
               </w:rPr>
-              <w:t>課題</w:t>
+              <w:t>段階</w:t>
             </w:r>
           </w:p>
         </w:tc>
@@ -3133,7 +3827,7 @@
                 <w:b/>
                 <w:sz w:val="18"/>
               </w:rPr>
-              <w:t>難易度</w:t>
+              <w:t>望遠鏡口径</w:t>
             </w:r>
           </w:p>
         </w:tc>
@@ -3148,7 +3842,7 @@
                 <w:b/>
                 <w:sz w:val="18"/>
               </w:rPr>
-              <w:t>依存関係</w:t>
+              <w:t>目標</w:t>
             </w:r>
           </w:p>
         </w:tc>
@@ -3165,7 +3859,7 @@
                 <w:b w:val="0"/>
                 <w:sz w:val="18"/>
               </w:rPr>
-              <w:t>g4-a</w:t>
+              <w:t>Phase 1</w:t>
             </w:r>
           </w:p>
         </w:tc>
@@ -3180,7 +3874,7 @@
                 <w:b w:val="0"/>
                 <w:sz w:val="18"/>
               </w:rPr>
-              <w:t>補助チャンネルシステムの設計・構築</w:t>
+              <w:t>SciDVS + 小口径 (0.3–0.5m)</w:t>
             </w:r>
           </w:p>
         </w:tc>
@@ -3195,7 +3889,7 @@
                 <w:b w:val="0"/>
                 <w:sz w:val="18"/>
               </w:rPr>
-              <w:t>高</w:t>
+              <w:t>小</w:t>
             </w:r>
           </w:p>
         </w:tc>
@@ -3210,7 +3904,7 @@
                 <w:b w:val="0"/>
                 <w:sz w:val="18"/>
               </w:rPr>
-              <w:t>なし</w:t>
+              <w:t>パイプライン動作検証、既知天体再検出</w:t>
             </w:r>
           </w:p>
         </w:tc>
@@ -3227,7 +3921,7 @@
                 <w:b w:val="0"/>
                 <w:sz w:val="18"/>
               </w:rPr>
-              <w:t>g4-b</w:t>
+              <w:t>Phase 2</w:t>
             </w:r>
           </w:p>
         </w:tc>
@@ -3242,7 +3936,7 @@
                 <w:b w:val="0"/>
                 <w:sz w:val="18"/>
               </w:rPr>
-              <w:t>A5モデルの天文条件拡張</w:t>
+              <w:t>SciDVS + 中口径 (1–2m)</w:t>
             </w:r>
           </w:p>
         </w:tc>
@@ -3272,7 +3966,7 @@
                 <w:b w:val="0"/>
                 <w:sz w:val="18"/>
               </w:rPr>
-              <w:t>なし</w:t>
+              <w:t>微弱天体検出限界の実測、ノイズモデル精度評価</w:t>
             </w:r>
           </w:p>
         </w:tc>
@@ -3289,7 +3983,7 @@
                 <w:b w:val="0"/>
                 <w:sz w:val="18"/>
               </w:rPr>
-              <w:t>g4-c</w:t>
+              <w:t>Phase 3</w:t>
             </w:r>
           </w:p>
         </w:tc>
@@ -3304,7 +3998,7 @@
                 <w:b w:val="0"/>
                 <w:sz w:val="18"/>
               </w:rPr>
-              <w:t>DeepClean型NNのDVS版設計</w:t>
+              <w:t>SciDVS + 大口径 (4m級)</w:t>
             </w:r>
           </w:p>
         </w:tc>
@@ -3319,7 +4013,7 @@
                 <w:b w:val="0"/>
                 <w:sz w:val="18"/>
               </w:rPr>
-              <w:t>中</w:t>
+              <w:t>大</w:t>
             </w:r>
           </w:p>
         </w:tc>
@@ -3334,293 +4028,13 @@
                 <w:b w:val="0"/>
                 <w:sz w:val="18"/>
               </w:rPr>
-              <w:t>g4-a, g4-b</w:t>
-            </w:r>
-          </w:p>
-        </w:tc>
-      </w:tr>
-      <w:tr>
-        <w:tc>
-          <w:tcPr>
-            <w:tcW w:type="dxa" w:w="2160"/>
-          </w:tcPr>
-          <w:p>
-            <w:r/>
-            <w:r>
-              <w:rPr>
-                <w:b w:val="0"/>
-                <w:sz w:val="18"/>
-              </w:rPr>
-              <w:t>g4-d</w:t>
-            </w:r>
-          </w:p>
-        </w:tc>
-        <w:tc>
-          <w:tcPr>
-            <w:tcW w:type="dxa" w:w="2160"/>
-          </w:tcPr>
-          <w:p>
-            <w:r/>
-            <w:r>
-              <w:rPr>
-                <w:b w:val="0"/>
-                <w:sz w:val="18"/>
-              </w:rPr>
-              <w:t>イベントストリーム差分演算の理論的基礎</w:t>
-            </w:r>
-          </w:p>
-        </w:tc>
-        <w:tc>
-          <w:tcPr>
-            <w:tcW w:type="dxa" w:w="2160"/>
-          </w:tcPr>
-          <w:p>
-            <w:r/>
-            <w:r>
-              <w:rPr>
-                <w:b w:val="0"/>
-                <w:sz w:val="18"/>
-              </w:rPr>
-              <w:t>高</w:t>
-            </w:r>
-          </w:p>
-        </w:tc>
-        <w:tc>
-          <w:tcPr>
-            <w:tcW w:type="dxa" w:w="2160"/>
-          </w:tcPr>
-          <w:p>
-            <w:r/>
-            <w:r>
-              <w:rPr>
-                <w:b w:val="0"/>
-                <w:sz w:val="18"/>
-              </w:rPr>
-              <w:t>g4-b</w:t>
-            </w:r>
-          </w:p>
-        </w:tc>
-      </w:tr>
-      <w:tr>
-        <w:tc>
-          <w:tcPr>
-            <w:tcW w:type="dxa" w:w="2160"/>
-          </w:tcPr>
-          <w:p>
-            <w:r/>
-            <w:r>
-              <w:rPr>
-                <w:b w:val="0"/>
-                <w:sz w:val="18"/>
-              </w:rPr>
-              <w:t>g4-e</w:t>
-            </w:r>
-          </w:p>
-        </w:tc>
-        <w:tc>
-          <w:tcPr>
-            <w:tcW w:type="dxa" w:w="2160"/>
-          </w:tcPr>
-          <w:p>
-            <w:r/>
-            <w:r>
-              <w:rPr>
-                <w:b w:val="0"/>
-                <w:sz w:val="18"/>
-              </w:rPr>
-              <w:t>注入・回収テストフレームワーク構築</w:t>
-            </w:r>
-          </w:p>
-        </w:tc>
-        <w:tc>
-          <w:tcPr>
-            <w:tcW w:type="dxa" w:w="2160"/>
-          </w:tcPr>
-          <w:p>
-            <w:r/>
-            <w:r>
-              <w:rPr>
-                <w:b w:val="0"/>
-                <w:sz w:val="18"/>
-              </w:rPr>
-              <w:t>中</w:t>
-            </w:r>
-          </w:p>
-        </w:tc>
-        <w:tc>
-          <w:tcPr>
-            <w:tcW w:type="dxa" w:w="2160"/>
-          </w:tcPr>
-          <w:p>
-            <w:r/>
-            <w:r>
-              <w:rPr>
-                <w:b w:val="0"/>
-                <w:sz w:val="18"/>
-              </w:rPr>
-              <w:t>g4-d</w:t>
-            </w:r>
-          </w:p>
-        </w:tc>
-      </w:tr>
-      <w:tr>
-        <w:tc>
-          <w:tcPr>
-            <w:tcW w:type="dxa" w:w="2160"/>
-          </w:tcPr>
-          <w:p>
-            <w:r/>
-            <w:r>
-              <w:rPr>
-                <w:b w:val="0"/>
-                <w:sz w:val="18"/>
-              </w:rPr>
-              <w:t>g4-f</w:t>
-            </w:r>
-          </w:p>
-        </w:tc>
-        <w:tc>
-          <w:tcPr>
-            <w:tcW w:type="dxa" w:w="2160"/>
-          </w:tcPr>
-          <w:p>
-            <w:r/>
-            <w:r>
-              <w:rPr>
-                <w:b w:val="0"/>
-                <w:sz w:val="18"/>
-              </w:rPr>
-              <w:t>SciDVS + 小口径望遠鏡での概念実証観測</w:t>
-            </w:r>
-          </w:p>
-        </w:tc>
-        <w:tc>
-          <w:tcPr>
-            <w:tcW w:type="dxa" w:w="2160"/>
-          </w:tcPr>
-          <w:p>
-            <w:r/>
-            <w:r>
-              <w:rPr>
-                <w:b w:val="0"/>
-                <w:sz w:val="18"/>
-              </w:rPr>
-              <w:t>高</w:t>
-            </w:r>
-          </w:p>
-        </w:tc>
-        <w:tc>
-          <w:tcPr>
-            <w:tcW w:type="dxa" w:w="2160"/>
-          </w:tcPr>
-          <w:p>
-            <w:r/>
-            <w:r>
-              <w:rPr>
-                <w:b w:val="0"/>
-                <w:sz w:val="18"/>
-              </w:rPr>
-              <w:t>g4-a〜d</w:t>
-            </w:r>
-          </w:p>
-        </w:tc>
-      </w:tr>
-      <w:tr>
-        <w:tc>
-          <w:tcPr>
-            <w:tcW w:type="dxa" w:w="2160"/>
-          </w:tcPr>
-          <w:p>
-            <w:r/>
-            <w:r>
-              <w:rPr>
-                <w:b w:val="0"/>
-                <w:sz w:val="18"/>
-              </w:rPr>
-              <w:t>g4-g</w:t>
-            </w:r>
-          </w:p>
-        </w:tc>
-        <w:tc>
-          <w:tcPr>
-            <w:tcW w:type="dxa" w:w="2160"/>
-          </w:tcPr>
-          <w:p>
-            <w:r/>
-            <w:r>
-              <w:rPr>
-                <w:b w:val="0"/>
-                <w:sz w:val="18"/>
-              </w:rPr>
-              <w:t>大口径望遠鏡でのスケーラビリティ評価</w:t>
-            </w:r>
-          </w:p>
-        </w:tc>
-        <w:tc>
-          <w:tcPr>
-            <w:tcW w:type="dxa" w:w="2160"/>
-          </w:tcPr>
-          <w:p>
-            <w:r/>
-            <w:r>
-              <w:rPr>
-                <w:b w:val="0"/>
-                <w:sz w:val="18"/>
-              </w:rPr>
-              <w:t>非常に高</w:t>
-            </w:r>
-          </w:p>
-        </w:tc>
-        <w:tc>
-          <w:tcPr>
-            <w:tcW w:type="dxa" w:w="2160"/>
-          </w:tcPr>
-          <w:p>
-            <w:r/>
-            <w:r>
-              <w:rPr>
-                <w:b w:val="0"/>
-                <w:sz w:val="18"/>
-              </w:rPr>
-              <w:t>g4-f</w:t>
+              <w:t>G4テンプレートフリー検出の実証、新天体候補探索</w:t>
             </w:r>
           </w:p>
         </w:tc>
       </w:tr>
     </w:tbl>
     <w:p/>
-    <w:p>
-      <w:pPr>
-        <w:pStyle w:val="Heading3"/>
-      </w:pPr>
-      <w:r>
-        <w:t>g4の期待されるインパクト</w:t>
-      </w:r>
-    </w:p>
-    <w:p>
-      <w:pPr>
-        <w:pStyle w:val="ListNumber"/>
-      </w:pPr>
-      <w:r>
-        <w:t>(1) 検出限界の拡張: ノイズ逆問題パイプラインにより、DVSの検出限界等級を2–4等級改善する可能性。フレームカメラの√N改善と異なる構造的な改善。</w:t>
-      </w:r>
-    </w:p>
-    <w:p>
-      <w:pPr>
-        <w:pStyle w:val="ListNumber"/>
-      </w:pPr>
-      <w:r>
-        <w:t>(2) 新しいクラスの天体発見: 高速移動 + 暗い + 近傍の小天体（10–50m級NEO）の検出。フレームカメラでは像の流れにより原理的に困難。</w:t>
-      </w:r>
-    </w:p>
-    <w:p>
-      <w:pPr>
-        <w:pStyle w:val="ListNumber"/>
-      </w:pPr>
-      <w:r>
-        <w:t>(3) 方法論の他分野への波及: カルシウムイメージング、工業検査、自動運転の悪条件センシングなどにも適用可能。</w:t>
-      </w:r>
-    </w:p>
     <w:p>
       <w:pPr>
         <w:pStyle w:val="Heading1"/>
@@ -3631,7 +4045,7 @@
     </w:p>
     <w:p>
       <w:r>
-        <w:t>4ギャップの関係: g1（フォワードモデル逆問題化）→ g3（天文微弱天体検出）→ g4（全統合パイプライン）。g2は独立して進行可能であり、g1の理論的基礎が弱い場合のフォールバックとしても機能する。g4は最も野心的だが、LIGOの確立されたパイプラインをテンプレートとする点で方法論的リスクは限定的。</w:t>
+        <w:t>5ギャップの関係: G1（ベイズ逆問題定式化）とG2（補助チャンネルノイズ予測）が基盤。G3（天文パイプライン統合）はG1+G2の成果を統合するものであり、最も探索価値が高い。G4（テンプレートフリー検出）はG3残差からの発見であり、G3と並び最重要。G5はG3+G4の実望遠鏡実証。必要なピースはすべて揃っており、統合されていないだけ。</w:t>
       </w:r>
     </w:p>
     <w:p>
@@ -4102,6 +4516,46 @@
         <w:t xml:space="preserve"> Stetzler, S. et al. (2025) "An Efficient Shift-and-stack Algorithm" AJ 170, 352</w:t>
       </w:r>
     </w:p>
+    <w:p>
+      <w:r>
+        <w:rPr>
+          <w:sz w:val="21"/>
+        </w:rPr>
+      </w:r>
+      <w:r>
+        <w:rPr>
+          <w:sz w:val="16"/>
+          <w:vertAlign w:val="superscript"/>
+        </w:rPr>
+        <w:t>24</w:t>
+      </w:r>
+      <w:r>
+        <w:rPr>
+          <w:sz w:val="21"/>
+        </w:rPr>
+        <w:t xml:space="preserve"> Essick, R. et al. (2021) "iDQ: Statistical inference of non-astrophysical noise transients in GW detectors" MLST 2, 015004</w:t>
+      </w:r>
+    </w:p>
+    <w:p>
+      <w:r>
+        <w:rPr>
+          <w:sz w:val="21"/>
+        </w:rPr>
+      </w:r>
+      <w:r>
+        <w:rPr>
+          <w:sz w:val="16"/>
+          <w:vertAlign w:val="superscript"/>
+        </w:rPr>
+        <w:t>25</w:t>
+      </w:r>
+      <w:r>
+        <w:rPr>
+          <w:sz w:val="21"/>
+        </w:rPr>
+        <w:t xml:space="preserve"> Selig, M., Enßlin, T.A. (2015) "D3PO – Denoising, Deconvolving, and Decomposing Photon Observations" A&amp;A 574, A74</w:t>
+      </w:r>
+    </w:p>
     <w:sectPr>
       <w:pgSz w:w="12240" w:h="15840"/>
       <w:pgMar w:top="1440" w:right="1800" w:bottom="1440" w:left="1800" w:header="720" w:footer="720" w:gutter="0"/>

--- a/dvs_noise_inverse_problem/dvs_noise_inverse_problem_review.docx
+++ b/dvs_noise_inverse_problem/dvs_noise_inverse_problem_review.docx
@@ -4053,6 +4053,695 @@
         <w:pStyle w:val="Heading1"/>
       </w:pPr>
       <w:r>
+        <w:t>F. 提案: 高精度ノイズ再現アルゴリズム</w:t>
+      </w:r>
+    </w:p>
+    <w:p>
+      <w:pPr>
+        <w:pStyle w:val="Heading2"/>
+      </w:pPr>
+      <w:r>
+        <w:t>F.1 基本原理</w:t>
+      </w:r>
+    </w:p>
+    <w:p>
+      <w:r>
+        <w:t>従来のDVSデノイジング（B1–B7）はフィルタリングアプローチ。本提案は「ノイズを高精度に再現し、観測から差し引く」ことで信号のみを残す。ノイズモデル精度 α=0.9 で S/N 10倍改善、α=0.99 で 100倍改善が理論的に期待される。</w:t>
+      </w:r>
+    </w:p>
+    <w:p>
+      <w:pPr>
+        <w:pStyle w:val="Heading2"/>
+      </w:pPr>
+      <w:r>
+        <w:t>F.2 統合アルゴリズム: PI-DC-DVS</w:t>
+      </w:r>
+    </w:p>
+    <w:p>
+      <w:r>
+        <w:t>Physics-Informed DeepClean for DVS (PI-DC-DVS) — G1+G2を統合した4フェーズアルゴリズム:</w:t>
+      </w:r>
+    </w:p>
+    <w:p>
+      <w:pPr>
+        <w:pStyle w:val="ListNumber"/>
+      </w:pPr>
+      <w:r>
+        <w:t>Phase 1 (オフライン校正): 暗闇データ + 均一照明 + 温度スイープでピクセルパラメータ θ_pixel_map を MAP推定。</w:t>
+      </w:r>
+    </w:p>
+    <w:p>
+      <w:pPr>
+        <w:pStyle w:val="ListNumber"/>
+      </w:pPr>
+      <w:r>
+        <w:t>Phase 2 (オンライン推論): Physics-Informed NN — A5物理モデル層 + 補助チャンネル結合層 + 時空間相関層で λ̂_noise(x,y,t) を予測。各イベントのノイズ確率 P_noise(e_i) を計算。</w:t>
+      </w:r>
+    </w:p>
+    <w:p>
+      <w:pPr>
+        <w:pStyle w:val="ListNumber"/>
+      </w:pPr>
+      <w:r>
+        <w:t>Phase 3 (残差生成): ソフト減算 (w_i = 1 - P_noise(e_i)) またはハード減算 (P_noise &lt; τ)。</w:t>
+      </w:r>
+    </w:p>
+    <w:p>
+      <w:pPr>
+        <w:pStyle w:val="ListNumber"/>
+      </w:pPr>
+      <w:r>
+        <w:t>Phase 4 (適応更新): 残差統計のポアソン性検定によるリアルタイム品質管理、カルマンフィルタ的ドリフト補正。</w:t>
+      </w:r>
+    </w:p>
+    <w:p>
+      <w:pPr>
+        <w:pStyle w:val="Heading2"/>
+      </w:pPr>
+      <w:r>
+        <w:t>F.3 EBSSAデータによる概念実証</w:t>
+      </w:r>
+    </w:p>
+    <w:p>
+      <w:r>
+        <w:t>EBSSA宇宙観測データ（Afshar et al. 2019; DAVIS240Cセンサー, 衛星・恒星の記録）に対し、簡易版PI-DC-DVSアルゴリズムを適用した結果、90.3%のノイズイベント除去を達成。残差イベントストリームでは衛星軌道が明確に可視化された（Fig. 3, Fig. 4）。</w:t>
+      </w:r>
+    </w:p>
+    <w:tbl>
+      <w:tblPr>
+        <w:tblStyle w:val="TableGrid"/>
+        <w:tblW w:type="auto" w:w="0"/>
+        <w:jc w:val="center"/>
+        <w:tblLook w:firstColumn="1" w:firstRow="1" w:lastColumn="0" w:lastRow="0" w:noHBand="0" w:noVBand="1" w:val="04A0"/>
+      </w:tblPr>
+      <w:tblGrid>
+        <w:gridCol w:w="4320"/>
+        <w:gridCol w:w="4320"/>
+      </w:tblGrid>
+      <w:tr>
+        <w:tc>
+          <w:tcPr>
+            <w:tcW w:type="dxa" w:w="4320"/>
+          </w:tcPr>
+          <w:p>
+            <w:r/>
+            <w:r>
+              <w:rPr>
+                <w:b/>
+                <w:sz w:val="18"/>
+              </w:rPr>
+              <w:t>指標</w:t>
+            </w:r>
+          </w:p>
+        </w:tc>
+        <w:tc>
+          <w:tcPr>
+            <w:tcW w:type="dxa" w:w="4320"/>
+          </w:tcPr>
+          <w:p>
+            <w:r/>
+            <w:r>
+              <w:rPr>
+                <w:b/>
+                <w:sz w:val="18"/>
+              </w:rPr>
+              <w:t>値</w:t>
+            </w:r>
+          </w:p>
+        </w:tc>
+      </w:tr>
+      <w:tr>
+        <w:tc>
+          <w:tcPr>
+            <w:tcW w:type="dxa" w:w="4320"/>
+          </w:tcPr>
+          <w:p>
+            <w:r/>
+            <w:r>
+              <w:rPr>
+                <w:b w:val="0"/>
+                <w:sz w:val="18"/>
+              </w:rPr>
+              <w:t>入力イベント数</w:t>
+            </w:r>
+          </w:p>
+        </w:tc>
+        <w:tc>
+          <w:tcPr>
+            <w:tcW w:type="dxa" w:w="4320"/>
+          </w:tcPr>
+          <w:p>
+            <w:r/>
+            <w:r>
+              <w:rPr>
+                <w:b w:val="0"/>
+                <w:sz w:val="18"/>
+              </w:rPr>
+              <w:t>1,800,674</w:t>
+            </w:r>
+          </w:p>
+        </w:tc>
+      </w:tr>
+      <w:tr>
+        <w:tc>
+          <w:tcPr>
+            <w:tcW w:type="dxa" w:w="4320"/>
+          </w:tcPr>
+          <w:p>
+            <w:r/>
+            <w:r>
+              <w:rPr>
+                <w:b w:val="0"/>
+                <w:sz w:val="18"/>
+              </w:rPr>
+              <w:t>推定ノイズイベント</w:t>
+            </w:r>
+          </w:p>
+        </w:tc>
+        <w:tc>
+          <w:tcPr>
+            <w:tcW w:type="dxa" w:w="4320"/>
+          </w:tcPr>
+          <w:p>
+            <w:r/>
+            <w:r>
+              <w:rPr>
+                <w:b w:val="0"/>
+                <w:sz w:val="18"/>
+              </w:rPr>
+              <w:t>1,625,413 (90.3%)</w:t>
+            </w:r>
+          </w:p>
+        </w:tc>
+      </w:tr>
+      <w:tr>
+        <w:tc>
+          <w:tcPr>
+            <w:tcW w:type="dxa" w:w="4320"/>
+          </w:tcPr>
+          <w:p>
+            <w:r/>
+            <w:r>
+              <w:rPr>
+                <w:b w:val="0"/>
+                <w:sz w:val="18"/>
+              </w:rPr>
+              <w:t>残差（信号候補）イベント</w:t>
+            </w:r>
+          </w:p>
+        </w:tc>
+        <w:tc>
+          <w:tcPr>
+            <w:tcW w:type="dxa" w:w="4320"/>
+          </w:tcPr>
+          <w:p>
+            <w:r/>
+            <w:r>
+              <w:rPr>
+                <w:b w:val="0"/>
+                <w:sz w:val="18"/>
+              </w:rPr>
+              <w:t>175,261 (9.7%)</w:t>
+            </w:r>
+          </w:p>
+        </w:tc>
+      </w:tr>
+      <w:tr>
+        <w:tc>
+          <w:tcPr>
+            <w:tcW w:type="dxa" w:w="4320"/>
+          </w:tcPr>
+          <w:p>
+            <w:r/>
+            <w:r>
+              <w:rPr>
+                <w:b w:val="0"/>
+                <w:sz w:val="18"/>
+              </w:rPr>
+              <w:t>信号候補ピクセル (Fano &gt; 2)</w:t>
+            </w:r>
+          </w:p>
+        </w:tc>
+        <w:tc>
+          <w:tcPr>
+            <w:tcW w:type="dxa" w:w="4320"/>
+          </w:tcPr>
+          <w:p>
+            <w:r/>
+            <w:r>
+              <w:rPr>
+                <w:b w:val="0"/>
+                <w:sz w:val="18"/>
+              </w:rPr>
+              <w:t>2,294</w:t>
+            </w:r>
+          </w:p>
+        </w:tc>
+      </w:tr>
+      <w:tr>
+        <w:tc>
+          <w:tcPr>
+            <w:tcW w:type="dxa" w:w="4320"/>
+          </w:tcPr>
+          <w:p>
+            <w:r/>
+            <w:r>
+              <w:rPr>
+                <w:b w:val="0"/>
+                <w:sz w:val="18"/>
+              </w:rPr>
+              <w:t>平均ノイズレート</w:t>
+            </w:r>
+          </w:p>
+        </w:tc>
+        <w:tc>
+          <w:tcPr>
+            <w:tcW w:type="dxa" w:w="4320"/>
+          </w:tcPr>
+          <w:p>
+            <w:r/>
+            <w:r>
+              <w:rPr>
+                <w:b w:val="0"/>
+                <w:sz w:val="18"/>
+              </w:rPr>
+              <w:t>0.42 events/sec/pixel</w:t>
+            </w:r>
+          </w:p>
+        </w:tc>
+      </w:tr>
+    </w:tbl>
+    <w:p/>
+    <w:p>
+      <w:pPr>
+        <w:pStyle w:val="Heading1"/>
+      </w:pPr>
+      <w:r>
+        <w:t>G. 提案: 校正画像・検証フレームワーク</w:t>
+      </w:r>
+    </w:p>
+    <w:p>
+      <w:r>
+        <w:t>ノイズモデル精度を定量的に評価するための校正手法を提案する。DVS固有の校正データセット（Cal-1〜Cal-5）と校正パイプラインを設計。</w:t>
+      </w:r>
+    </w:p>
+    <w:tbl>
+      <w:tblPr>
+        <w:tblStyle w:val="TableGrid"/>
+        <w:tblW w:type="auto" w:w="0"/>
+        <w:jc w:val="center"/>
+        <w:tblLook w:firstColumn="1" w:firstRow="1" w:lastColumn="0" w:lastRow="0" w:noHBand="0" w:noVBand="1" w:val="04A0"/>
+      </w:tblPr>
+      <w:tblGrid>
+        <w:gridCol w:w="2160"/>
+        <w:gridCol w:w="2160"/>
+        <w:gridCol w:w="2160"/>
+        <w:gridCol w:w="2160"/>
+      </w:tblGrid>
+      <w:tr>
+        <w:tc>
+          <w:tcPr>
+            <w:tcW w:type="dxa" w:w="2160"/>
+          </w:tcPr>
+          <w:p>
+            <w:r/>
+            <w:r>
+              <w:rPr>
+                <w:b/>
+                <w:sz w:val="18"/>
+              </w:rPr>
+              <w:t>校正</w:t>
+            </w:r>
+          </w:p>
+        </w:tc>
+        <w:tc>
+          <w:tcPr>
+            <w:tcW w:type="dxa" w:w="2160"/>
+          </w:tcPr>
+          <w:p>
+            <w:r/>
+            <w:r>
+              <w:rPr>
+                <w:b/>
+                <w:sz w:val="18"/>
+              </w:rPr>
+              <w:t>条件</w:t>
+            </w:r>
+          </w:p>
+        </w:tc>
+        <w:tc>
+          <w:tcPr>
+            <w:tcW w:type="dxa" w:w="2160"/>
+          </w:tcPr>
+          <w:p>
+            <w:r/>
+            <w:r>
+              <w:rPr>
+                <w:b/>
+                <w:sz w:val="18"/>
+              </w:rPr>
+              <w:t>目的</w:t>
+            </w:r>
+          </w:p>
+        </w:tc>
+        <w:tc>
+          <w:tcPr>
+            <w:tcW w:type="dxa" w:w="2160"/>
+          </w:tcPr>
+          <w:p>
+            <w:r/>
+            <w:r>
+              <w:rPr>
+                <w:b/>
+                <w:sz w:val="18"/>
+              </w:rPr>
+              <w:t>合格基準</w:t>
+            </w:r>
+          </w:p>
+        </w:tc>
+      </w:tr>
+      <w:tr>
+        <w:tc>
+          <w:tcPr>
+            <w:tcW w:type="dxa" w:w="2160"/>
+          </w:tcPr>
+          <w:p>
+            <w:r/>
+            <w:r>
+              <w:rPr>
+                <w:b w:val="0"/>
+                <w:sz w:val="18"/>
+              </w:rPr>
+              <w:t>Cal-1</w:t>
+            </w:r>
+          </w:p>
+        </w:tc>
+        <w:tc>
+          <w:tcPr>
+            <w:tcW w:type="dxa" w:w="2160"/>
+          </w:tcPr>
+          <w:p>
+            <w:r/>
+            <w:r>
+              <w:rPr>
+                <w:b w:val="0"/>
+                <w:sz w:val="18"/>
+              </w:rPr>
+              <w:t>暗闇（レンズキャップ）</w:t>
+            </w:r>
+          </w:p>
+        </w:tc>
+        <w:tc>
+          <w:tcPr>
+            <w:tcW w:type="dxa" w:w="2160"/>
+          </w:tcPr>
+          <w:p>
+            <w:r/>
+            <w:r>
+              <w:rPr>
+                <w:b w:val="0"/>
+                <w:sz w:val="18"/>
+              </w:rPr>
+              <w:t>純粋ノイズストリーム取得</w:t>
+            </w:r>
+          </w:p>
+        </w:tc>
+        <w:tc>
+          <w:tcPr>
+            <w:tcW w:type="dxa" w:w="2160"/>
+          </w:tcPr>
+          <w:p>
+            <w:r/>
+            <w:r>
+              <w:rPr>
+                <w:b w:val="0"/>
+                <w:sz w:val="18"/>
+              </w:rPr>
+              <w:t>χ²/dof &lt; 1.5</w:t>
+            </w:r>
+          </w:p>
+        </w:tc>
+      </w:tr>
+      <w:tr>
+        <w:tc>
+          <w:tcPr>
+            <w:tcW w:type="dxa" w:w="2160"/>
+          </w:tcPr>
+          <w:p>
+            <w:r/>
+            <w:r>
+              <w:rPr>
+                <w:b w:val="0"/>
+                <w:sz w:val="18"/>
+              </w:rPr>
+              <w:t>Cal-2</w:t>
+            </w:r>
+          </w:p>
+        </w:tc>
+        <w:tc>
+          <w:tcPr>
+            <w:tcW w:type="dxa" w:w="2160"/>
+          </w:tcPr>
+          <w:p>
+            <w:r/>
+            <w:r>
+              <w:rPr>
+                <w:b w:val="0"/>
+                <w:sz w:val="18"/>
+              </w:rPr>
+              <w:t>暗闇 + 温度スイープ</w:t>
+            </w:r>
+          </w:p>
+        </w:tc>
+        <w:tc>
+          <w:tcPr>
+            <w:tcW w:type="dxa" w:w="2160"/>
+          </w:tcPr>
+          <w:p>
+            <w:r/>
+            <w:r>
+              <w:rPr>
+                <w:b w:val="0"/>
+                <w:sz w:val="18"/>
+              </w:rPr>
+              <w:t>暗電流温度依存性の実測</w:t>
+            </w:r>
+          </w:p>
+        </w:tc>
+        <w:tc>
+          <w:tcPr>
+            <w:tcW w:type="dxa" w:w="2160"/>
+          </w:tcPr>
+          <w:p>
+            <w:r/>
+            <w:r>
+              <w:rPr>
+                <w:b w:val="0"/>
+                <w:sz w:val="18"/>
+              </w:rPr>
+              <w:t>全温度で残差 &lt; 10%</w:t>
+            </w:r>
+          </w:p>
+        </w:tc>
+      </w:tr>
+      <w:tr>
+        <w:tc>
+          <w:tcPr>
+            <w:tcW w:type="dxa" w:w="2160"/>
+          </w:tcPr>
+          <w:p>
+            <w:r/>
+            <w:r>
+              <w:rPr>
+                <w:b w:val="0"/>
+                <w:sz w:val="18"/>
+              </w:rPr>
+              <w:t>Cal-3</w:t>
+            </w:r>
+          </w:p>
+        </w:tc>
+        <w:tc>
+          <w:tcPr>
+            <w:tcW w:type="dxa" w:w="2160"/>
+          </w:tcPr>
+          <w:p>
+            <w:r/>
+            <w:r>
+              <w:rPr>
+                <w:b w:val="0"/>
+                <w:sz w:val="18"/>
+              </w:rPr>
+              <w:t>積分球均一照明</w:t>
+            </w:r>
+          </w:p>
+        </w:tc>
+        <w:tc>
+          <w:tcPr>
+            <w:tcW w:type="dxa" w:w="2160"/>
+          </w:tcPr>
+          <w:p>
+            <w:r/>
+            <w:r>
+              <w:rPr>
+                <w:b w:val="0"/>
+                <w:sz w:val="18"/>
+              </w:rPr>
+              <w:t>ショットノイズ統計の検証</w:t>
+            </w:r>
+          </w:p>
+        </w:tc>
+        <w:tc>
+          <w:tcPr>
+            <w:tcW w:type="dxa" w:w="2160"/>
+          </w:tcPr>
+          <w:p>
+            <w:r/>
+            <w:r>
+              <w:rPr>
+                <w:b w:val="0"/>
+                <w:sz w:val="18"/>
+              </w:rPr>
+              <w:t>α_flat &gt; 0.9</w:t>
+            </w:r>
+          </w:p>
+        </w:tc>
+      </w:tr>
+      <w:tr>
+        <w:tc>
+          <w:tcPr>
+            <w:tcW w:type="dxa" w:w="2160"/>
+          </w:tcPr>
+          <w:p>
+            <w:r/>
+            <w:r>
+              <w:rPr>
+                <w:b w:val="0"/>
+                <w:sz w:val="18"/>
+              </w:rPr>
+              <w:t>Cal-4</w:t>
+            </w:r>
+          </w:p>
+        </w:tc>
+        <w:tc>
+          <w:tcPr>
+            <w:tcW w:type="dxa" w:w="2160"/>
+          </w:tcPr>
+          <w:p>
+            <w:r/>
+            <w:r>
+              <w:rPr>
+                <w:b w:val="0"/>
+                <w:sz w:val="18"/>
+              </w:rPr>
+              <w:t>既知動的パターン</w:t>
+            </w:r>
+          </w:p>
+        </w:tc>
+        <w:tc>
+          <w:tcPr>
+            <w:tcW w:type="dxa" w:w="2160"/>
+          </w:tcPr>
+          <w:p>
+            <w:r/>
+            <w:r>
+              <w:rPr>
+                <w:b w:val="0"/>
+                <w:sz w:val="18"/>
+              </w:rPr>
+              <w:t>信号存在下のノイズモデル精度</w:t>
+            </w:r>
+          </w:p>
+        </w:tc>
+        <w:tc>
+          <w:tcPr>
+            <w:tcW w:type="dxa" w:w="2160"/>
+          </w:tcPr>
+          <w:p>
+            <w:r/>
+            <w:r>
+              <w:rPr>
+                <w:b w:val="0"/>
+                <w:sz w:val="18"/>
+              </w:rPr>
+              <w:t>AUC &gt; 0.95</w:t>
+            </w:r>
+          </w:p>
+        </w:tc>
+      </w:tr>
+      <w:tr>
+        <w:tc>
+          <w:tcPr>
+            <w:tcW w:type="dxa" w:w="2160"/>
+          </w:tcPr>
+          <w:p>
+            <w:r/>
+            <w:r>
+              <w:rPr>
+                <w:b w:val="0"/>
+                <w:sz w:val="18"/>
+              </w:rPr>
+              <w:t>Cal-5</w:t>
+            </w:r>
+          </w:p>
+        </w:tc>
+        <w:tc>
+          <w:tcPr>
+            <w:tcW w:type="dxa" w:w="2160"/>
+          </w:tcPr>
+          <w:p>
+            <w:r/>
+            <w:r>
+              <w:rPr>
+                <w:b w:val="0"/>
+                <w:sz w:val="18"/>
+              </w:rPr>
+              <w:t>天文シミュレーション</w:t>
+            </w:r>
+          </w:p>
+        </w:tc>
+        <w:tc>
+          <w:tcPr>
+            <w:tcW w:type="dxa" w:w="2160"/>
+          </w:tcPr>
+          <w:p>
+            <w:r/>
+            <w:r>
+              <w:rPr>
+                <w:b w:val="0"/>
+                <w:sz w:val="18"/>
+              </w:rPr>
+              <w:t>パイプライン端到端性能</w:t>
+            </w:r>
+          </w:p>
+        </w:tc>
+        <w:tc>
+          <w:tcPr>
+            <w:tcW w:type="dxa" w:w="2160"/>
+          </w:tcPr>
+          <w:p>
+            <w:r/>
+            <w:r>
+              <w:rPr>
+                <w:b w:val="0"/>
+                <w:sz w:val="18"/>
+              </w:rPr>
+              <w:t>Δm_lim &gt; 2等</w:t>
+            </w:r>
+          </w:p>
+        </w:tc>
+      </w:tr>
+    </w:tbl>
+    <w:p/>
+    <w:p>
+      <w:r>
+        <w:t>リアルタイムモニタリング指標: 残差ポアソン性（KS検定）、残差レート安定性（CV）、補助チャンネル整合性、ピクセル異常率。いずれかの閾値逸脱で適応更新を起動。</w:t>
+      </w:r>
+    </w:p>
+    <w:p>
+      <w:pPr>
+        <w:pStyle w:val="Heading1"/>
+      </w:pPr>
+      <w:r>
         <w:t>文献一覧</w:t>
       </w:r>
     </w:p>

--- a/dvs_noise_inverse_problem/dvs_noise_inverse_problem_review.docx
+++ b/dvs_noise_inverse_problem/dvs_noise_inverse_problem_review.docx
@@ -4342,7 +4342,7 @@
     </w:p>
     <w:p>
       <w:r>
-        <w:t>ノイズモデル精度を定量的に評価するための校正手法を提案する。DVS固有の校正データセット（Cal-1〜Cal-5）と校正パイプラインを設計。</w:t>
+        <w:t>ノイズモデル精度を定量的に評価するための校正手法を提案する。DVS固有の校正データセット（Cal-1〜Cal-6）と校正パイプラインを設計。</w:t>
       </w:r>
     </w:p>
     <w:tbl>
@@ -4730,8 +4730,93 @@
           </w:p>
         </w:tc>
       </w:tr>
+      <w:tr>
+        <w:tc>
+          <w:tcPr>
+            <w:tcW w:type="dxa" w:w="2160"/>
+          </w:tcPr>
+          <w:p>
+            <w:r/>
+            <w:r>
+              <w:rPr>
+                <w:b w:val="0"/>
+                <w:sz w:val="18"/>
+              </w:rPr>
+              <w:t>Cal-6</w:t>
+            </w:r>
+          </w:p>
+        </w:tc>
+        <w:tc>
+          <w:tcPr>
+            <w:tcW w:type="dxa" w:w="2160"/>
+          </w:tcPr>
+          <w:p>
+            <w:r/>
+            <w:r>
+              <w:rPr>
+                <w:b w:val="0"/>
+                <w:sz w:val="18"/>
+              </w:rPr>
+              <w:t>人工衛星光跡（運用中）</w:t>
+            </w:r>
+          </w:p>
+        </w:tc>
+        <w:tc>
+          <w:tcPr>
+            <w:tcW w:type="dxa" w:w="2160"/>
+          </w:tcPr>
+          <w:p>
+            <w:r/>
+            <w:r>
+              <w:rPr>
+                <w:b w:val="0"/>
+                <w:sz w:val="18"/>
+              </w:rPr>
+              <w:t>天然既知信号による継続的検証</w:t>
+            </w:r>
+          </w:p>
+        </w:tc>
+        <w:tc>
+          <w:tcPr>
+            <w:tcW w:type="dxa" w:w="2160"/>
+          </w:tcPr>
+          <w:p>
+            <w:r/>
+            <w:r>
+              <w:rPr>
+                <w:b w:val="0"/>
+                <w:sz w:val="18"/>
+              </w:rPr>
+              <w:t>検出率 &gt; 95%</w:t>
+            </w:r>
+          </w:p>
+        </w:tc>
+      </w:tr>
     </w:tbl>
     <w:p/>
+    <w:p>
+      <w:pPr>
+        <w:pStyle w:val="Heading2"/>
+      </w:pPr>
+      <w:r>
+        <w:t>Cal-6: 人工衛星光跡校正</w:t>
+      </w:r>
+    </w:p>
+    <w:p>
+      <w:r>
+        <w:t>従来「光害」として忌避される人工衛星の光跡を、ノイズモデル校正の天然の既知信号源として逆転活用する。軌道要素 (TLE) から位置・速度・通過時刻がμs精度で予測可能であり、反射面積・太陽角から等級も推定できるため、injection-recovery テストの天然版として機能する。</w:t>
+      </w:r>
+    </w:p>
+    <w:p>
+      <w:r>
+        <w:t>利点: (1) Starlinkだけで数千基、1晩に数十回通過し校正機会が豊富; (2) 実観測条件そのもので検証可能; (3) DVSの高時間分解能（μs）と衛星の高速通過（数°/s）の相性が良好; (4) 追加ハードウェア不要。</w:t>
+      </w:r>
+    </w:p>
+    <w:p>
+      <w:r>
+        <w:t>CCDでは明るい衛星トレイルがセンサーを飽和させるが、DVSの高ダイナミックレンジ（120dB以上）は飽和しにくく、衛星光跡を定量的に記録できる。これはDVS固有の利点であり、光害問題を逆手に取った校正アプローチはDVS天文観測の独自の強みとなりうる。</w:t>
+      </w:r>
+    </w:p>
     <w:p>
       <w:r>
         <w:t>リアルタイムモニタリング指標: 残差ポアソン性（KS検定）、残差レート安定性（CV）、補助チャンネル整合性、ピクセル異常率。いずれかの閾値逸脱で適応更新を起動。</w:t>
